--- a/public/modelos/folha-alteracoes-plantao-lima.docx
+++ b/public/modelos/folha-alteracoes-plantao-lima.docx
@@ -251,6 +251,786 @@
                 <w:rFonts w:ascii="Arial" w:hAnsi="Arial"/>
                 <w:sz w:val="18"/>
               </w:rPr>
+              <w:t xml:space="preserve">4</w:t>
+            </w:r>
+          </w:p>
+        </w:tc>
+        <w:tc>
+          <w:tcPr>
+            <w:tcW w:w="1700" w:type="dxa"/>
+            <w:vAlign w:val="center"/>
+          </w:tcPr>
+          <w:p>
+            <w:pPr>
+              <w:jc w:val="center"/>
+              <w:spacing w:after="20" w:before="20" w:line="240" w:lineRule="auto"/>
+            </w:pPr>
+            <w:r>
+              <w:rPr>
+                <w:rFonts w:ascii="Arial" w:hAnsi="Arial"/>
+                <w:sz w:val="18"/>
+              </w:rPr>
+              <w:t xml:space="preserve">AL CFO PM</w:t>
+            </w:r>
+          </w:p>
+        </w:tc>
+        <w:tc>
+          <w:tcPr>
+            <w:tcW w:w="4500" w:type="dxa"/>
+            <w:vAlign w:val="center"/>
+          </w:tcPr>
+          <w:p>
+            <w:pPr>
+              <w:jc w:val="left"/>
+              <w:spacing w:after="20" w:before="20" w:line="240" w:lineRule="auto"/>
+            </w:pPr>
+            <w:r>
+              <w:rPr>
+                <w:rFonts w:ascii="Arial" w:hAnsi="Arial"/>
+                <w:sz w:val="18"/>
+              </w:rPr>
+              <w:t xml:space="preserve">ANA SILVA</w:t>
+            </w:r>
+          </w:p>
+        </w:tc>
+        <w:tc>
+          <w:tcPr>
+            <w:tcW w:w="2500" w:type="dxa"/>
+            <w:vAlign w:val="center"/>
+          </w:tcPr>
+          <w:p>
+            <w:pPr>
+              <w:jc w:val="left"/>
+              <w:spacing w:after="20" w:before="20" w:line="240" w:lineRule="auto"/>
+            </w:pPr>
+            <w:r>
+              <w:rPr>
+                <w:rFonts w:ascii="Arial" w:hAnsi="Arial"/>
+                <w:sz w:val="18"/>
+              </w:rPr>
+              <w:t xml:space="preserve"/>
+            </w:r>
+          </w:p>
+        </w:tc>
+      </w:tr>
+      <w:tr>
+        <w:tc>
+          <w:tcPr>
+            <w:tcW w:w="900" w:type="dxa"/>
+            <w:vAlign w:val="center"/>
+          </w:tcPr>
+          <w:p>
+            <w:pPr>
+              <w:jc w:val="center"/>
+              <w:spacing w:after="20" w:before="20" w:line="240" w:lineRule="auto"/>
+            </w:pPr>
+            <w:r>
+              <w:rPr>
+                <w:rFonts w:ascii="Arial" w:hAnsi="Arial"/>
+                <w:sz w:val="18"/>
+              </w:rPr>
+              <w:t xml:space="preserve">14</w:t>
+            </w:r>
+          </w:p>
+        </w:tc>
+        <w:tc>
+          <w:tcPr>
+            <w:tcW w:w="1700" w:type="dxa"/>
+            <w:vAlign w:val="center"/>
+          </w:tcPr>
+          <w:p>
+            <w:pPr>
+              <w:jc w:val="center"/>
+              <w:spacing w:after="20" w:before="20" w:line="240" w:lineRule="auto"/>
+            </w:pPr>
+            <w:r>
+              <w:rPr>
+                <w:rFonts w:ascii="Arial" w:hAnsi="Arial"/>
+                <w:sz w:val="18"/>
+              </w:rPr>
+              <w:t xml:space="preserve">AL CFO PM</w:t>
+            </w:r>
+          </w:p>
+        </w:tc>
+        <w:tc>
+          <w:tcPr>
+            <w:tcW w:w="4500" w:type="dxa"/>
+            <w:vAlign w:val="center"/>
+          </w:tcPr>
+          <w:p>
+            <w:pPr>
+              <w:jc w:val="left"/>
+              <w:spacing w:after="20" w:before="20" w:line="240" w:lineRule="auto"/>
+            </w:pPr>
+            <w:r>
+              <w:rPr>
+                <w:rFonts w:ascii="Arial" w:hAnsi="Arial"/>
+                <w:sz w:val="18"/>
+              </w:rPr>
+              <w:t xml:space="preserve">WINNY</w:t>
+            </w:r>
+          </w:p>
+        </w:tc>
+        <w:tc>
+          <w:tcPr>
+            <w:tcW w:w="2500" w:type="dxa"/>
+            <w:vAlign w:val="center"/>
+          </w:tcPr>
+          <w:p>
+            <w:pPr>
+              <w:jc w:val="left"/>
+              <w:spacing w:after="20" w:before="20" w:line="240" w:lineRule="auto"/>
+            </w:pPr>
+            <w:r>
+              <w:rPr>
+                <w:rFonts w:ascii="Arial" w:hAnsi="Arial"/>
+                <w:sz w:val="18"/>
+              </w:rPr>
+              <w:t xml:space="preserve"/>
+            </w:r>
+          </w:p>
+        </w:tc>
+      </w:tr>
+      <w:tr>
+        <w:tc>
+          <w:tcPr>
+            <w:tcW w:w="900" w:type="dxa"/>
+            <w:vAlign w:val="center"/>
+          </w:tcPr>
+          <w:p>
+            <w:pPr>
+              <w:jc w:val="center"/>
+              <w:spacing w:after="20" w:before="20" w:line="240" w:lineRule="auto"/>
+            </w:pPr>
+            <w:r>
+              <w:rPr>
+                <w:rFonts w:ascii="Arial" w:hAnsi="Arial"/>
+                <w:sz w:val="18"/>
+              </w:rPr>
+              <w:t xml:space="preserve">40</w:t>
+            </w:r>
+          </w:p>
+        </w:tc>
+        <w:tc>
+          <w:tcPr>
+            <w:tcW w:w="1700" w:type="dxa"/>
+            <w:vAlign w:val="center"/>
+          </w:tcPr>
+          <w:p>
+            <w:pPr>
+              <w:jc w:val="center"/>
+              <w:spacing w:after="20" w:before="20" w:line="240" w:lineRule="auto"/>
+            </w:pPr>
+            <w:r>
+              <w:rPr>
+                <w:rFonts w:ascii="Arial" w:hAnsi="Arial"/>
+                <w:sz w:val="18"/>
+              </w:rPr>
+              <w:t xml:space="preserve">AL CFO PM</w:t>
+            </w:r>
+          </w:p>
+        </w:tc>
+        <w:tc>
+          <w:tcPr>
+            <w:tcW w:w="4500" w:type="dxa"/>
+            <w:vAlign w:val="center"/>
+          </w:tcPr>
+          <w:p>
+            <w:pPr>
+              <w:jc w:val="left"/>
+              <w:spacing w:after="20" w:before="20" w:line="240" w:lineRule="auto"/>
+            </w:pPr>
+            <w:r>
+              <w:rPr>
+                <w:rFonts w:ascii="Arial" w:hAnsi="Arial"/>
+                <w:sz w:val="18"/>
+              </w:rPr>
+              <w:t xml:space="preserve">ALMEIDA</w:t>
+            </w:r>
+          </w:p>
+        </w:tc>
+        <w:tc>
+          <w:tcPr>
+            <w:tcW w:w="2500" w:type="dxa"/>
+            <w:vAlign w:val="center"/>
+          </w:tcPr>
+          <w:p>
+            <w:pPr>
+              <w:jc w:val="left"/>
+              <w:spacing w:after="20" w:before="20" w:line="240" w:lineRule="auto"/>
+            </w:pPr>
+            <w:r>
+              <w:rPr>
+                <w:rFonts w:ascii="Arial" w:hAnsi="Arial"/>
+                <w:sz w:val="18"/>
+              </w:rPr>
+              <w:t xml:space="preserve"/>
+            </w:r>
+          </w:p>
+        </w:tc>
+      </w:tr>
+      <w:tr>
+        <w:tc>
+          <w:tcPr>
+            <w:tcW w:w="900" w:type="dxa"/>
+            <w:vAlign w:val="center"/>
+          </w:tcPr>
+          <w:p>
+            <w:pPr>
+              <w:jc w:val="center"/>
+              <w:spacing w:after="20" w:before="20" w:line="240" w:lineRule="auto"/>
+            </w:pPr>
+            <w:r>
+              <w:rPr>
+                <w:rFonts w:ascii="Arial" w:hAnsi="Arial"/>
+                <w:sz w:val="18"/>
+              </w:rPr>
+              <w:t xml:space="preserve">49</w:t>
+            </w:r>
+          </w:p>
+        </w:tc>
+        <w:tc>
+          <w:tcPr>
+            <w:tcW w:w="1700" w:type="dxa"/>
+            <w:vAlign w:val="center"/>
+          </w:tcPr>
+          <w:p>
+            <w:pPr>
+              <w:jc w:val="center"/>
+              <w:spacing w:after="20" w:before="20" w:line="240" w:lineRule="auto"/>
+            </w:pPr>
+            <w:r>
+              <w:rPr>
+                <w:rFonts w:ascii="Arial" w:hAnsi="Arial"/>
+                <w:sz w:val="18"/>
+              </w:rPr>
+              <w:t xml:space="preserve">AL CFO PM</w:t>
+            </w:r>
+          </w:p>
+        </w:tc>
+        <w:tc>
+          <w:tcPr>
+            <w:tcW w:w="4500" w:type="dxa"/>
+            <w:vAlign w:val="center"/>
+          </w:tcPr>
+          <w:p>
+            <w:pPr>
+              <w:jc w:val="left"/>
+              <w:spacing w:after="20" w:before="20" w:line="240" w:lineRule="auto"/>
+            </w:pPr>
+            <w:r>
+              <w:rPr>
+                <w:rFonts w:ascii="Arial" w:hAnsi="Arial"/>
+                <w:sz w:val="18"/>
+              </w:rPr>
+              <w:t xml:space="preserve">MIRANDA</w:t>
+            </w:r>
+          </w:p>
+        </w:tc>
+        <w:tc>
+          <w:tcPr>
+            <w:tcW w:w="2500" w:type="dxa"/>
+            <w:vAlign w:val="center"/>
+          </w:tcPr>
+          <w:p>
+            <w:pPr>
+              <w:jc w:val="left"/>
+              <w:spacing w:after="20" w:before="20" w:line="240" w:lineRule="auto"/>
+            </w:pPr>
+            <w:r>
+              <w:rPr>
+                <w:rFonts w:ascii="Arial" w:hAnsi="Arial"/>
+                <w:sz w:val="18"/>
+              </w:rPr>
+              <w:t xml:space="preserve"/>
+            </w:r>
+          </w:p>
+        </w:tc>
+      </w:tr>
+      <w:tr>
+        <w:tc>
+          <w:tcPr>
+            <w:tcW w:w="900" w:type="dxa"/>
+            <w:vAlign w:val="center"/>
+          </w:tcPr>
+          <w:p>
+            <w:pPr>
+              <w:jc w:val="center"/>
+              <w:spacing w:after="20" w:before="20" w:line="240" w:lineRule="auto"/>
+            </w:pPr>
+            <w:r>
+              <w:rPr>
+                <w:rFonts w:ascii="Arial" w:hAnsi="Arial"/>
+                <w:sz w:val="18"/>
+              </w:rPr>
+              <w:t xml:space="preserve">50</w:t>
+            </w:r>
+          </w:p>
+        </w:tc>
+        <w:tc>
+          <w:tcPr>
+            <w:tcW w:w="1700" w:type="dxa"/>
+            <w:vAlign w:val="center"/>
+          </w:tcPr>
+          <w:p>
+            <w:pPr>
+              <w:jc w:val="center"/>
+              <w:spacing w:after="20" w:before="20" w:line="240" w:lineRule="auto"/>
+            </w:pPr>
+            <w:r>
+              <w:rPr>
+                <w:rFonts w:ascii="Arial" w:hAnsi="Arial"/>
+                <w:sz w:val="18"/>
+              </w:rPr>
+              <w:t xml:space="preserve">AL CFO PM</w:t>
+            </w:r>
+          </w:p>
+        </w:tc>
+        <w:tc>
+          <w:tcPr>
+            <w:tcW w:w="4500" w:type="dxa"/>
+            <w:vAlign w:val="center"/>
+          </w:tcPr>
+          <w:p>
+            <w:pPr>
+              <w:jc w:val="left"/>
+              <w:spacing w:after="20" w:before="20" w:line="240" w:lineRule="auto"/>
+            </w:pPr>
+            <w:r>
+              <w:rPr>
+                <w:rFonts w:ascii="Arial" w:hAnsi="Arial"/>
+                <w:sz w:val="18"/>
+              </w:rPr>
+              <w:t xml:space="preserve">ELDER FERREIRA</w:t>
+            </w:r>
+          </w:p>
+        </w:tc>
+        <w:tc>
+          <w:tcPr>
+            <w:tcW w:w="2500" w:type="dxa"/>
+            <w:vAlign w:val="center"/>
+          </w:tcPr>
+          <w:p>
+            <w:pPr>
+              <w:jc w:val="left"/>
+              <w:spacing w:after="20" w:before="20" w:line="240" w:lineRule="auto"/>
+            </w:pPr>
+            <w:r>
+              <w:rPr>
+                <w:rFonts w:ascii="Arial" w:hAnsi="Arial"/>
+                <w:sz w:val="18"/>
+              </w:rPr>
+              <w:t xml:space="preserve"/>
+            </w:r>
+          </w:p>
+        </w:tc>
+      </w:tr>
+      <w:tr>
+        <w:tc>
+          <w:tcPr>
+            <w:tcW w:w="900" w:type="dxa"/>
+            <w:vAlign w:val="center"/>
+          </w:tcPr>
+          <w:p>
+            <w:pPr>
+              <w:jc w:val="center"/>
+              <w:spacing w:after="20" w:before="20" w:line="240" w:lineRule="auto"/>
+            </w:pPr>
+            <w:r>
+              <w:rPr>
+                <w:rFonts w:ascii="Arial" w:hAnsi="Arial"/>
+                <w:sz w:val="18"/>
+              </w:rPr>
+              <w:t xml:space="preserve">66</w:t>
+            </w:r>
+          </w:p>
+        </w:tc>
+        <w:tc>
+          <w:tcPr>
+            <w:tcW w:w="1700" w:type="dxa"/>
+            <w:vAlign w:val="center"/>
+          </w:tcPr>
+          <w:p>
+            <w:pPr>
+              <w:jc w:val="center"/>
+              <w:spacing w:after="20" w:before="20" w:line="240" w:lineRule="auto"/>
+            </w:pPr>
+            <w:r>
+              <w:rPr>
+                <w:rFonts w:ascii="Arial" w:hAnsi="Arial"/>
+                <w:sz w:val="18"/>
+              </w:rPr>
+              <w:t xml:space="preserve">AL CFO PM</w:t>
+            </w:r>
+          </w:p>
+        </w:tc>
+        <w:tc>
+          <w:tcPr>
+            <w:tcW w:w="4500" w:type="dxa"/>
+            <w:vAlign w:val="center"/>
+          </w:tcPr>
+          <w:p>
+            <w:pPr>
+              <w:jc w:val="left"/>
+              <w:spacing w:after="20" w:before="20" w:line="240" w:lineRule="auto"/>
+            </w:pPr>
+            <w:r>
+              <w:rPr>
+                <w:rFonts w:ascii="Arial" w:hAnsi="Arial"/>
+                <w:sz w:val="18"/>
+              </w:rPr>
+              <w:t xml:space="preserve">LUCAS MATEUS</w:t>
+            </w:r>
+          </w:p>
+        </w:tc>
+        <w:tc>
+          <w:tcPr>
+            <w:tcW w:w="2500" w:type="dxa"/>
+            <w:vAlign w:val="center"/>
+          </w:tcPr>
+          <w:p>
+            <w:pPr>
+              <w:jc w:val="left"/>
+              <w:spacing w:after="20" w:before="20" w:line="240" w:lineRule="auto"/>
+            </w:pPr>
+            <w:r>
+              <w:rPr>
+                <w:rFonts w:ascii="Arial" w:hAnsi="Arial"/>
+                <w:sz w:val="18"/>
+              </w:rPr>
+              <w:t xml:space="preserve"/>
+            </w:r>
+          </w:p>
+        </w:tc>
+      </w:tr>
+      <w:tr>
+        <w:tc>
+          <w:tcPr>
+            <w:tcW w:w="900" w:type="dxa"/>
+            <w:vAlign w:val="center"/>
+          </w:tcPr>
+          <w:p>
+            <w:pPr>
+              <w:jc w:val="center"/>
+              <w:spacing w:after="20" w:before="20" w:line="240" w:lineRule="auto"/>
+            </w:pPr>
+            <w:r>
+              <w:rPr>
+                <w:rFonts w:ascii="Arial" w:hAnsi="Arial"/>
+                <w:sz w:val="18"/>
+              </w:rPr>
+              <w:t xml:space="preserve">69</w:t>
+            </w:r>
+          </w:p>
+        </w:tc>
+        <w:tc>
+          <w:tcPr>
+            <w:tcW w:w="1700" w:type="dxa"/>
+            <w:vAlign w:val="center"/>
+          </w:tcPr>
+          <w:p>
+            <w:pPr>
+              <w:jc w:val="center"/>
+              <w:spacing w:after="20" w:before="20" w:line="240" w:lineRule="auto"/>
+            </w:pPr>
+            <w:r>
+              <w:rPr>
+                <w:rFonts w:ascii="Arial" w:hAnsi="Arial"/>
+                <w:sz w:val="18"/>
+              </w:rPr>
+              <w:t xml:space="preserve">AL CFO PM</w:t>
+            </w:r>
+          </w:p>
+        </w:tc>
+        <w:tc>
+          <w:tcPr>
+            <w:tcW w:w="4500" w:type="dxa"/>
+            <w:vAlign w:val="center"/>
+          </w:tcPr>
+          <w:p>
+            <w:pPr>
+              <w:jc w:val="left"/>
+              <w:spacing w:after="20" w:before="20" w:line="240" w:lineRule="auto"/>
+            </w:pPr>
+            <w:r>
+              <w:rPr>
+                <w:rFonts w:ascii="Arial" w:hAnsi="Arial"/>
+                <w:sz w:val="18"/>
+              </w:rPr>
+              <w:t xml:space="preserve">AUGUSTO</w:t>
+            </w:r>
+          </w:p>
+        </w:tc>
+        <w:tc>
+          <w:tcPr>
+            <w:tcW w:w="2500" w:type="dxa"/>
+            <w:vAlign w:val="center"/>
+          </w:tcPr>
+          <w:p>
+            <w:pPr>
+              <w:jc w:val="left"/>
+              <w:spacing w:after="20" w:before="20" w:line="240" w:lineRule="auto"/>
+            </w:pPr>
+            <w:r>
+              <w:rPr>
+                <w:rFonts w:ascii="Arial" w:hAnsi="Arial"/>
+                <w:sz w:val="18"/>
+              </w:rPr>
+              <w:t xml:space="preserve"/>
+            </w:r>
+          </w:p>
+        </w:tc>
+      </w:tr>
+      <w:tr>
+        <w:tc>
+          <w:tcPr>
+            <w:tcW w:w="900" w:type="dxa"/>
+            <w:vAlign w:val="center"/>
+          </w:tcPr>
+          <w:p>
+            <w:pPr>
+              <w:jc w:val="center"/>
+              <w:spacing w:after="20" w:before="20" w:line="240" w:lineRule="auto"/>
+            </w:pPr>
+            <w:r>
+              <w:rPr>
+                <w:rFonts w:ascii="Arial" w:hAnsi="Arial"/>
+                <w:sz w:val="18"/>
+              </w:rPr>
+              <w:t xml:space="preserve">93</w:t>
+            </w:r>
+          </w:p>
+        </w:tc>
+        <w:tc>
+          <w:tcPr>
+            <w:tcW w:w="1700" w:type="dxa"/>
+            <w:vAlign w:val="center"/>
+          </w:tcPr>
+          <w:p>
+            <w:pPr>
+              <w:jc w:val="center"/>
+              <w:spacing w:after="20" w:before="20" w:line="240" w:lineRule="auto"/>
+            </w:pPr>
+            <w:r>
+              <w:rPr>
+                <w:rFonts w:ascii="Arial" w:hAnsi="Arial"/>
+                <w:sz w:val="18"/>
+              </w:rPr>
+              <w:t xml:space="preserve">AL CFO PM</w:t>
+            </w:r>
+          </w:p>
+        </w:tc>
+        <w:tc>
+          <w:tcPr>
+            <w:tcW w:w="4500" w:type="dxa"/>
+            <w:vAlign w:val="center"/>
+          </w:tcPr>
+          <w:p>
+            <w:pPr>
+              <w:jc w:val="left"/>
+              <w:spacing w:after="20" w:before="20" w:line="240" w:lineRule="auto"/>
+            </w:pPr>
+            <w:r>
+              <w:rPr>
+                <w:rFonts w:ascii="Arial" w:hAnsi="Arial"/>
+                <w:sz w:val="18"/>
+              </w:rPr>
+              <w:t xml:space="preserve">SALES</w:t>
+            </w:r>
+          </w:p>
+        </w:tc>
+        <w:tc>
+          <w:tcPr>
+            <w:tcW w:w="2500" w:type="dxa"/>
+            <w:vAlign w:val="center"/>
+          </w:tcPr>
+          <w:p>
+            <w:pPr>
+              <w:jc w:val="left"/>
+              <w:spacing w:after="20" w:before="20" w:line="240" w:lineRule="auto"/>
+            </w:pPr>
+            <w:r>
+              <w:rPr>
+                <w:rFonts w:ascii="Arial" w:hAnsi="Arial"/>
+                <w:sz w:val="18"/>
+              </w:rPr>
+              <w:t xml:space="preserve"/>
+            </w:r>
+          </w:p>
+        </w:tc>
+      </w:tr>
+      <w:tr>
+        <w:tc>
+          <w:tcPr>
+            <w:tcW w:w="900" w:type="dxa"/>
+            <w:vAlign w:val="center"/>
+          </w:tcPr>
+          <w:p>
+            <w:pPr>
+              <w:jc w:val="center"/>
+              <w:spacing w:after="20" w:before="20" w:line="240" w:lineRule="auto"/>
+            </w:pPr>
+            <w:r>
+              <w:rPr>
+                <w:rFonts w:ascii="Arial" w:hAnsi="Arial"/>
+                <w:sz w:val="18"/>
+              </w:rPr>
+              <w:t xml:space="preserve">95</w:t>
+            </w:r>
+          </w:p>
+        </w:tc>
+        <w:tc>
+          <w:tcPr>
+            <w:tcW w:w="1700" w:type="dxa"/>
+            <w:vAlign w:val="center"/>
+          </w:tcPr>
+          <w:p>
+            <w:pPr>
+              <w:jc w:val="center"/>
+              <w:spacing w:after="20" w:before="20" w:line="240" w:lineRule="auto"/>
+            </w:pPr>
+            <w:r>
+              <w:rPr>
+                <w:rFonts w:ascii="Arial" w:hAnsi="Arial"/>
+                <w:sz w:val="18"/>
+              </w:rPr>
+              <w:t xml:space="preserve">AL CFO PM</w:t>
+            </w:r>
+          </w:p>
+        </w:tc>
+        <w:tc>
+          <w:tcPr>
+            <w:tcW w:w="4500" w:type="dxa"/>
+            <w:vAlign w:val="center"/>
+          </w:tcPr>
+          <w:p>
+            <w:pPr>
+              <w:jc w:val="left"/>
+              <w:spacing w:after="20" w:before="20" w:line="240" w:lineRule="auto"/>
+            </w:pPr>
+            <w:r>
+              <w:rPr>
+                <w:rFonts w:ascii="Arial" w:hAnsi="Arial"/>
+                <w:sz w:val="18"/>
+              </w:rPr>
+              <w:t xml:space="preserve">ALEX SILVA</w:t>
+            </w:r>
+          </w:p>
+        </w:tc>
+        <w:tc>
+          <w:tcPr>
+            <w:tcW w:w="2500" w:type="dxa"/>
+            <w:vAlign w:val="center"/>
+          </w:tcPr>
+          <w:p>
+            <w:pPr>
+              <w:jc w:val="left"/>
+              <w:spacing w:after="20" w:before="20" w:line="240" w:lineRule="auto"/>
+            </w:pPr>
+            <w:r>
+              <w:rPr>
+                <w:rFonts w:ascii="Arial" w:hAnsi="Arial"/>
+                <w:sz w:val="18"/>
+              </w:rPr>
+              <w:t xml:space="preserve"/>
+            </w:r>
+          </w:p>
+        </w:tc>
+      </w:tr>
+      <w:tr>
+        <w:tc>
+          <w:tcPr>
+            <w:tcW w:w="900" w:type="dxa"/>
+            <w:vAlign w:val="center"/>
+          </w:tcPr>
+          <w:p>
+            <w:pPr>
+              <w:jc w:val="center"/>
+              <w:spacing w:after="20" w:before="20" w:line="240" w:lineRule="auto"/>
+            </w:pPr>
+            <w:r>
+              <w:rPr>
+                <w:rFonts w:ascii="Arial" w:hAnsi="Arial"/>
+                <w:sz w:val="18"/>
+              </w:rPr>
+              <w:t xml:space="preserve">103</w:t>
+            </w:r>
+          </w:p>
+        </w:tc>
+        <w:tc>
+          <w:tcPr>
+            <w:tcW w:w="1700" w:type="dxa"/>
+            <w:vAlign w:val="center"/>
+          </w:tcPr>
+          <w:p>
+            <w:pPr>
+              <w:jc w:val="center"/>
+              <w:spacing w:after="20" w:before="20" w:line="240" w:lineRule="auto"/>
+            </w:pPr>
+            <w:r>
+              <w:rPr>
+                <w:rFonts w:ascii="Arial" w:hAnsi="Arial"/>
+                <w:sz w:val="18"/>
+              </w:rPr>
+              <w:t xml:space="preserve">AL CFO PM</w:t>
+            </w:r>
+          </w:p>
+        </w:tc>
+        <w:tc>
+          <w:tcPr>
+            <w:tcW w:w="4500" w:type="dxa"/>
+            <w:vAlign w:val="center"/>
+          </w:tcPr>
+          <w:p>
+            <w:pPr>
+              <w:jc w:val="left"/>
+              <w:spacing w:after="20" w:before="20" w:line="240" w:lineRule="auto"/>
+            </w:pPr>
+            <w:r>
+              <w:rPr>
+                <w:rFonts w:ascii="Arial" w:hAnsi="Arial"/>
+                <w:sz w:val="18"/>
+              </w:rPr>
+              <w:t xml:space="preserve">MENDONÇA</w:t>
+            </w:r>
+          </w:p>
+        </w:tc>
+        <w:tc>
+          <w:tcPr>
+            <w:tcW w:w="2500" w:type="dxa"/>
+            <w:vAlign w:val="center"/>
+          </w:tcPr>
+          <w:p>
+            <w:pPr>
+              <w:jc w:val="left"/>
+              <w:spacing w:after="20" w:before="20" w:line="240" w:lineRule="auto"/>
+            </w:pPr>
+            <w:r>
+              <w:rPr>
+                <w:rFonts w:ascii="Arial" w:hAnsi="Arial"/>
+                <w:sz w:val="18"/>
+              </w:rPr>
+              <w:t xml:space="preserve"/>
+            </w:r>
+          </w:p>
+        </w:tc>
+      </w:tr>
+      <w:tr>
+        <w:tc>
+          <w:tcPr>
+            <w:tcW w:w="900" w:type="dxa"/>
+            <w:vAlign w:val="center"/>
+          </w:tcPr>
+          <w:p>
+            <w:pPr>
+              <w:jc w:val="center"/>
+              <w:spacing w:after="20" w:before="20" w:line="240" w:lineRule="auto"/>
+            </w:pPr>
+            <w:r>
+              <w:rPr>
+                <w:rFonts w:ascii="Arial" w:hAnsi="Arial"/>
+                <w:sz w:val="18"/>
+              </w:rPr>
               <w:t xml:space="preserve">114</w:t>
             </w:r>
           </w:p>
@@ -289,7 +1069,7 @@
                 <w:rFonts w:ascii="Arial" w:hAnsi="Arial"/>
                 <w:sz w:val="18"/>
               </w:rPr>
-              <w:t xml:space="preserve">JOSIANE FARIAS</w:t>
+              <w:t xml:space="preserve">JOSIANE</w:t>
             </w:r>
           </w:p>
         </w:tc>
@@ -367,7 +1147,397 @@
                 <w:rFonts w:ascii="Arial" w:hAnsi="Arial"/>
                 <w:sz w:val="18"/>
               </w:rPr>
-              <w:t xml:space="preserve">JOSÉ INACIO</w:t>
+              <w:t xml:space="preserve">JOSÉ INÁCIO</w:t>
+            </w:r>
+          </w:p>
+        </w:tc>
+        <w:tc>
+          <w:tcPr>
+            <w:tcW w:w="2500" w:type="dxa"/>
+            <w:vAlign w:val="center"/>
+          </w:tcPr>
+          <w:p>
+            <w:pPr>
+              <w:jc w:val="left"/>
+              <w:spacing w:after="20" w:before="20" w:line="240" w:lineRule="auto"/>
+            </w:pPr>
+            <w:r>
+              <w:rPr>
+                <w:rFonts w:ascii="Arial" w:hAnsi="Arial"/>
+                <w:sz w:val="18"/>
+              </w:rPr>
+              <w:t xml:space="preserve"/>
+            </w:r>
+          </w:p>
+        </w:tc>
+      </w:tr>
+      <w:tr>
+        <w:tc>
+          <w:tcPr>
+            <w:tcW w:w="900" w:type="dxa"/>
+            <w:vAlign w:val="center"/>
+          </w:tcPr>
+          <w:p>
+            <w:pPr>
+              <w:jc w:val="center"/>
+              <w:spacing w:after="20" w:before="20" w:line="240" w:lineRule="auto"/>
+            </w:pPr>
+            <w:r>
+              <w:rPr>
+                <w:rFonts w:ascii="Arial" w:hAnsi="Arial"/>
+                <w:sz w:val="18"/>
+              </w:rPr>
+              <w:t xml:space="preserve">134</w:t>
+            </w:r>
+          </w:p>
+        </w:tc>
+        <w:tc>
+          <w:tcPr>
+            <w:tcW w:w="1700" w:type="dxa"/>
+            <w:vAlign w:val="center"/>
+          </w:tcPr>
+          <w:p>
+            <w:pPr>
+              <w:jc w:val="center"/>
+              <w:spacing w:after="20" w:before="20" w:line="240" w:lineRule="auto"/>
+            </w:pPr>
+            <w:r>
+              <w:rPr>
+                <w:rFonts w:ascii="Arial" w:hAnsi="Arial"/>
+                <w:sz w:val="18"/>
+              </w:rPr>
+              <w:t xml:space="preserve">AL CFO PM</w:t>
+            </w:r>
+          </w:p>
+        </w:tc>
+        <w:tc>
+          <w:tcPr>
+            <w:tcW w:w="4500" w:type="dxa"/>
+            <w:vAlign w:val="center"/>
+          </w:tcPr>
+          <w:p>
+            <w:pPr>
+              <w:jc w:val="left"/>
+              <w:spacing w:after="20" w:before="20" w:line="240" w:lineRule="auto"/>
+            </w:pPr>
+            <w:r>
+              <w:rPr>
+                <w:rFonts w:ascii="Arial" w:hAnsi="Arial"/>
+                <w:sz w:val="18"/>
+              </w:rPr>
+              <w:t xml:space="preserve">SILVÂNIO SANTOS</w:t>
+            </w:r>
+          </w:p>
+        </w:tc>
+        <w:tc>
+          <w:tcPr>
+            <w:tcW w:w="2500" w:type="dxa"/>
+            <w:vAlign w:val="center"/>
+          </w:tcPr>
+          <w:p>
+            <w:pPr>
+              <w:jc w:val="left"/>
+              <w:spacing w:after="20" w:before="20" w:line="240" w:lineRule="auto"/>
+            </w:pPr>
+            <w:r>
+              <w:rPr>
+                <w:rFonts w:ascii="Arial" w:hAnsi="Arial"/>
+                <w:sz w:val="18"/>
+              </w:rPr>
+              <w:t xml:space="preserve"/>
+            </w:r>
+          </w:p>
+        </w:tc>
+      </w:tr>
+      <w:tr>
+        <w:tc>
+          <w:tcPr>
+            <w:tcW w:w="900" w:type="dxa"/>
+            <w:vAlign w:val="center"/>
+          </w:tcPr>
+          <w:p>
+            <w:pPr>
+              <w:jc w:val="center"/>
+              <w:spacing w:after="20" w:before="20" w:line="240" w:lineRule="auto"/>
+            </w:pPr>
+            <w:r>
+              <w:rPr>
+                <w:rFonts w:ascii="Arial" w:hAnsi="Arial"/>
+                <w:sz w:val="18"/>
+              </w:rPr>
+              <w:t xml:space="preserve">146</w:t>
+            </w:r>
+          </w:p>
+        </w:tc>
+        <w:tc>
+          <w:tcPr>
+            <w:tcW w:w="1700" w:type="dxa"/>
+            <w:vAlign w:val="center"/>
+          </w:tcPr>
+          <w:p>
+            <w:pPr>
+              <w:jc w:val="center"/>
+              <w:spacing w:after="20" w:before="20" w:line="240" w:lineRule="auto"/>
+            </w:pPr>
+            <w:r>
+              <w:rPr>
+                <w:rFonts w:ascii="Arial" w:hAnsi="Arial"/>
+                <w:sz w:val="18"/>
+              </w:rPr>
+              <w:t xml:space="preserve">AL CFO PM</w:t>
+            </w:r>
+          </w:p>
+        </w:tc>
+        <w:tc>
+          <w:tcPr>
+            <w:tcW w:w="4500" w:type="dxa"/>
+            <w:vAlign w:val="center"/>
+          </w:tcPr>
+          <w:p>
+            <w:pPr>
+              <w:jc w:val="left"/>
+              <w:spacing w:after="20" w:before="20" w:line="240" w:lineRule="auto"/>
+            </w:pPr>
+            <w:r>
+              <w:rPr>
+                <w:rFonts w:ascii="Arial" w:hAnsi="Arial"/>
+                <w:sz w:val="18"/>
+              </w:rPr>
+              <w:t xml:space="preserve">ELÍSIO</w:t>
+            </w:r>
+          </w:p>
+        </w:tc>
+        <w:tc>
+          <w:tcPr>
+            <w:tcW w:w="2500" w:type="dxa"/>
+            <w:vAlign w:val="center"/>
+          </w:tcPr>
+          <w:p>
+            <w:pPr>
+              <w:jc w:val="left"/>
+              <w:spacing w:after="20" w:before="20" w:line="240" w:lineRule="auto"/>
+            </w:pPr>
+            <w:r>
+              <w:rPr>
+                <w:rFonts w:ascii="Arial" w:hAnsi="Arial"/>
+                <w:sz w:val="18"/>
+              </w:rPr>
+              <w:t xml:space="preserve"/>
+            </w:r>
+          </w:p>
+        </w:tc>
+      </w:tr>
+      <w:tr>
+        <w:tc>
+          <w:tcPr>
+            <w:tcW w:w="900" w:type="dxa"/>
+            <w:vAlign w:val="center"/>
+          </w:tcPr>
+          <w:p>
+            <w:pPr>
+              <w:jc w:val="center"/>
+              <w:spacing w:after="20" w:before="20" w:line="240" w:lineRule="auto"/>
+            </w:pPr>
+            <w:r>
+              <w:rPr>
+                <w:rFonts w:ascii="Arial" w:hAnsi="Arial"/>
+                <w:sz w:val="18"/>
+              </w:rPr>
+              <w:t xml:space="preserve">151</w:t>
+            </w:r>
+          </w:p>
+        </w:tc>
+        <w:tc>
+          <w:tcPr>
+            <w:tcW w:w="1700" w:type="dxa"/>
+            <w:vAlign w:val="center"/>
+          </w:tcPr>
+          <w:p>
+            <w:pPr>
+              <w:jc w:val="center"/>
+              <w:spacing w:after="20" w:before="20" w:line="240" w:lineRule="auto"/>
+            </w:pPr>
+            <w:r>
+              <w:rPr>
+                <w:rFonts w:ascii="Arial" w:hAnsi="Arial"/>
+                <w:sz w:val="18"/>
+              </w:rPr>
+              <w:t xml:space="preserve">AL CFO PM</w:t>
+            </w:r>
+          </w:p>
+        </w:tc>
+        <w:tc>
+          <w:tcPr>
+            <w:tcW w:w="4500" w:type="dxa"/>
+            <w:vAlign w:val="center"/>
+          </w:tcPr>
+          <w:p>
+            <w:pPr>
+              <w:jc w:val="left"/>
+              <w:spacing w:after="20" w:before="20" w:line="240" w:lineRule="auto"/>
+            </w:pPr>
+            <w:r>
+              <w:rPr>
+                <w:rFonts w:ascii="Arial" w:hAnsi="Arial"/>
+                <w:sz w:val="18"/>
+              </w:rPr>
+              <w:t xml:space="preserve">RAINY</w:t>
+            </w:r>
+          </w:p>
+        </w:tc>
+        <w:tc>
+          <w:tcPr>
+            <w:tcW w:w="2500" w:type="dxa"/>
+            <w:vAlign w:val="center"/>
+          </w:tcPr>
+          <w:p>
+            <w:pPr>
+              <w:jc w:val="left"/>
+              <w:spacing w:after="20" w:before="20" w:line="240" w:lineRule="auto"/>
+            </w:pPr>
+            <w:r>
+              <w:rPr>
+                <w:rFonts w:ascii="Arial" w:hAnsi="Arial"/>
+                <w:sz w:val="18"/>
+              </w:rPr>
+              <w:t xml:space="preserve"/>
+            </w:r>
+          </w:p>
+        </w:tc>
+      </w:tr>
+      <w:tr>
+        <w:tc>
+          <w:tcPr>
+            <w:tcW w:w="900" w:type="dxa"/>
+            <w:vAlign w:val="center"/>
+          </w:tcPr>
+          <w:p>
+            <w:pPr>
+              <w:jc w:val="center"/>
+              <w:spacing w:after="20" w:before="20" w:line="240" w:lineRule="auto"/>
+            </w:pPr>
+            <w:r>
+              <w:rPr>
+                <w:rFonts w:ascii="Arial" w:hAnsi="Arial"/>
+                <w:sz w:val="18"/>
+              </w:rPr>
+              <w:t xml:space="preserve">160</w:t>
+            </w:r>
+          </w:p>
+        </w:tc>
+        <w:tc>
+          <w:tcPr>
+            <w:tcW w:w="1700" w:type="dxa"/>
+            <w:vAlign w:val="center"/>
+          </w:tcPr>
+          <w:p>
+            <w:pPr>
+              <w:jc w:val="center"/>
+              <w:spacing w:after="20" w:before="20" w:line="240" w:lineRule="auto"/>
+            </w:pPr>
+            <w:r>
+              <w:rPr>
+                <w:rFonts w:ascii="Arial" w:hAnsi="Arial"/>
+                <w:sz w:val="18"/>
+              </w:rPr>
+              <w:t xml:space="preserve">AL CFO PM</w:t>
+            </w:r>
+          </w:p>
+        </w:tc>
+        <w:tc>
+          <w:tcPr>
+            <w:tcW w:w="4500" w:type="dxa"/>
+            <w:vAlign w:val="center"/>
+          </w:tcPr>
+          <w:p>
+            <w:pPr>
+              <w:jc w:val="left"/>
+              <w:spacing w:after="20" w:before="20" w:line="240" w:lineRule="auto"/>
+            </w:pPr>
+            <w:r>
+              <w:rPr>
+                <w:rFonts w:ascii="Arial" w:hAnsi="Arial"/>
+                <w:sz w:val="18"/>
+              </w:rPr>
+              <w:t xml:space="preserve">JONAS GOMES</w:t>
+            </w:r>
+          </w:p>
+        </w:tc>
+        <w:tc>
+          <w:tcPr>
+            <w:tcW w:w="2500" w:type="dxa"/>
+            <w:vAlign w:val="center"/>
+          </w:tcPr>
+          <w:p>
+            <w:pPr>
+              <w:jc w:val="left"/>
+              <w:spacing w:after="20" w:before="20" w:line="240" w:lineRule="auto"/>
+            </w:pPr>
+            <w:r>
+              <w:rPr>
+                <w:rFonts w:ascii="Arial" w:hAnsi="Arial"/>
+                <w:sz w:val="18"/>
+              </w:rPr>
+              <w:t xml:space="preserve"/>
+            </w:r>
+          </w:p>
+        </w:tc>
+      </w:tr>
+      <w:tr>
+        <w:tc>
+          <w:tcPr>
+            <w:tcW w:w="900" w:type="dxa"/>
+            <w:vAlign w:val="center"/>
+          </w:tcPr>
+          <w:p>
+            <w:pPr>
+              <w:jc w:val="center"/>
+              <w:spacing w:after="20" w:before="20" w:line="240" w:lineRule="auto"/>
+            </w:pPr>
+            <w:r>
+              <w:rPr>
+                <w:rFonts w:ascii="Arial" w:hAnsi="Arial"/>
+                <w:sz w:val="18"/>
+              </w:rPr>
+              <w:t xml:space="preserve">162</w:t>
+            </w:r>
+          </w:p>
+        </w:tc>
+        <w:tc>
+          <w:tcPr>
+            <w:tcW w:w="1700" w:type="dxa"/>
+            <w:vAlign w:val="center"/>
+          </w:tcPr>
+          <w:p>
+            <w:pPr>
+              <w:jc w:val="center"/>
+              <w:spacing w:after="20" w:before="20" w:line="240" w:lineRule="auto"/>
+            </w:pPr>
+            <w:r>
+              <w:rPr>
+                <w:rFonts w:ascii="Arial" w:hAnsi="Arial"/>
+                <w:sz w:val="18"/>
+              </w:rPr>
+              <w:t xml:space="preserve">AL CFO PM</w:t>
+            </w:r>
+          </w:p>
+        </w:tc>
+        <w:tc>
+          <w:tcPr>
+            <w:tcW w:w="4500" w:type="dxa"/>
+            <w:vAlign w:val="center"/>
+          </w:tcPr>
+          <w:p>
+            <w:pPr>
+              <w:jc w:val="left"/>
+              <w:spacing w:after="20" w:before="20" w:line="240" w:lineRule="auto"/>
+            </w:pPr>
+            <w:r>
+              <w:rPr>
+                <w:rFonts w:ascii="Arial" w:hAnsi="Arial"/>
+                <w:sz w:val="18"/>
+              </w:rPr>
+              <w:t xml:space="preserve">MARCONDES</w:t>
             </w:r>
           </w:p>
         </w:tc>
@@ -563,6 +1733,84 @@
                 <w:rFonts w:ascii="Arial" w:hAnsi="Arial"/>
                 <w:sz w:val="18"/>
               </w:rPr>
+              <w:t xml:space="preserve">175</w:t>
+            </w:r>
+          </w:p>
+        </w:tc>
+        <w:tc>
+          <w:tcPr>
+            <w:tcW w:w="1700" w:type="dxa"/>
+            <w:vAlign w:val="center"/>
+          </w:tcPr>
+          <w:p>
+            <w:pPr>
+              <w:jc w:val="center"/>
+              <w:spacing w:after="20" w:before="20" w:line="240" w:lineRule="auto"/>
+            </w:pPr>
+            <w:r>
+              <w:rPr>
+                <w:rFonts w:ascii="Arial" w:hAnsi="Arial"/>
+                <w:sz w:val="18"/>
+              </w:rPr>
+              <w:t xml:space="preserve">AL CFO PM</w:t>
+            </w:r>
+          </w:p>
+        </w:tc>
+        <w:tc>
+          <w:tcPr>
+            <w:tcW w:w="4500" w:type="dxa"/>
+            <w:vAlign w:val="center"/>
+          </w:tcPr>
+          <w:p>
+            <w:pPr>
+              <w:jc w:val="left"/>
+              <w:spacing w:after="20" w:before="20" w:line="240" w:lineRule="auto"/>
+            </w:pPr>
+            <w:r>
+              <w:rPr>
+                <w:rFonts w:ascii="Arial" w:hAnsi="Arial"/>
+                <w:sz w:val="18"/>
+              </w:rPr>
+              <w:t xml:space="preserve">EMERSON LOPES</w:t>
+            </w:r>
+          </w:p>
+        </w:tc>
+        <w:tc>
+          <w:tcPr>
+            <w:tcW w:w="2500" w:type="dxa"/>
+            <w:vAlign w:val="center"/>
+          </w:tcPr>
+          <w:p>
+            <w:pPr>
+              <w:jc w:val="left"/>
+              <w:spacing w:after="20" w:before="20" w:line="240" w:lineRule="auto"/>
+            </w:pPr>
+            <w:r>
+              <w:rPr>
+                <w:rFonts w:ascii="Arial" w:hAnsi="Arial"/>
+                <w:sz w:val="18"/>
+              </w:rPr>
+              <w:t xml:space="preserve"/>
+            </w:r>
+          </w:p>
+        </w:tc>
+      </w:tr>
+      <w:tr>
+        <w:tc>
+          <w:tcPr>
+            <w:tcW w:w="900" w:type="dxa"/>
+            <w:vAlign w:val="center"/>
+          </w:tcPr>
+          <w:p>
+            <w:pPr>
+              <w:jc w:val="center"/>
+              <w:spacing w:after="20" w:before="20" w:line="240" w:lineRule="auto"/>
+            </w:pPr>
+            <w:r>
+              <w:rPr>
+                <w:rFonts w:ascii="Arial" w:hAnsi="Arial"/>
+                <w:sz w:val="18"/>
+              </w:rPr>
               <w:t xml:space="preserve">186</w:t>
             </w:r>
           </w:p>
@@ -602,6 +1850,162 @@
                 <w:sz w:val="18"/>
               </w:rPr>
               <w:t xml:space="preserve">SAMUEL SILVA</w:t>
+            </w:r>
+          </w:p>
+        </w:tc>
+        <w:tc>
+          <w:tcPr>
+            <w:tcW w:w="2500" w:type="dxa"/>
+            <w:vAlign w:val="center"/>
+          </w:tcPr>
+          <w:p>
+            <w:pPr>
+              <w:jc w:val="left"/>
+              <w:spacing w:after="20" w:before="20" w:line="240" w:lineRule="auto"/>
+            </w:pPr>
+            <w:r>
+              <w:rPr>
+                <w:rFonts w:ascii="Arial" w:hAnsi="Arial"/>
+                <w:sz w:val="18"/>
+              </w:rPr>
+              <w:t xml:space="preserve"/>
+            </w:r>
+          </w:p>
+        </w:tc>
+      </w:tr>
+      <w:tr>
+        <w:tc>
+          <w:tcPr>
+            <w:tcW w:w="900" w:type="dxa"/>
+            <w:vAlign w:val="center"/>
+          </w:tcPr>
+          <w:p>
+            <w:pPr>
+              <w:jc w:val="center"/>
+              <w:spacing w:after="20" w:before="20" w:line="240" w:lineRule="auto"/>
+            </w:pPr>
+            <w:r>
+              <w:rPr>
+                <w:rFonts w:ascii="Arial" w:hAnsi="Arial"/>
+                <w:sz w:val="18"/>
+              </w:rPr>
+              <w:t xml:space="preserve">189</w:t>
+            </w:r>
+          </w:p>
+        </w:tc>
+        <w:tc>
+          <w:tcPr>
+            <w:tcW w:w="1700" w:type="dxa"/>
+            <w:vAlign w:val="center"/>
+          </w:tcPr>
+          <w:p>
+            <w:pPr>
+              <w:jc w:val="center"/>
+              <w:spacing w:after="20" w:before="20" w:line="240" w:lineRule="auto"/>
+            </w:pPr>
+            <w:r>
+              <w:rPr>
+                <w:rFonts w:ascii="Arial" w:hAnsi="Arial"/>
+                <w:sz w:val="18"/>
+              </w:rPr>
+              <w:t xml:space="preserve">AL CFO PM</w:t>
+            </w:r>
+          </w:p>
+        </w:tc>
+        <w:tc>
+          <w:tcPr>
+            <w:tcW w:w="4500" w:type="dxa"/>
+            <w:vAlign w:val="center"/>
+          </w:tcPr>
+          <w:p>
+            <w:pPr>
+              <w:jc w:val="left"/>
+              <w:spacing w:after="20" w:before="20" w:line="240" w:lineRule="auto"/>
+            </w:pPr>
+            <w:r>
+              <w:rPr>
+                <w:rFonts w:ascii="Arial" w:hAnsi="Arial"/>
+                <w:sz w:val="18"/>
+              </w:rPr>
+              <w:t xml:space="preserve">PAULO NASCIMENTO</w:t>
+            </w:r>
+          </w:p>
+        </w:tc>
+        <w:tc>
+          <w:tcPr>
+            <w:tcW w:w="2500" w:type="dxa"/>
+            <w:vAlign w:val="center"/>
+          </w:tcPr>
+          <w:p>
+            <w:pPr>
+              <w:jc w:val="left"/>
+              <w:spacing w:after="20" w:before="20" w:line="240" w:lineRule="auto"/>
+            </w:pPr>
+            <w:r>
+              <w:rPr>
+                <w:rFonts w:ascii="Arial" w:hAnsi="Arial"/>
+                <w:sz w:val="18"/>
+              </w:rPr>
+              <w:t xml:space="preserve"/>
+            </w:r>
+          </w:p>
+        </w:tc>
+      </w:tr>
+      <w:tr>
+        <w:tc>
+          <w:tcPr>
+            <w:tcW w:w="900" w:type="dxa"/>
+            <w:vAlign w:val="center"/>
+          </w:tcPr>
+          <w:p>
+            <w:pPr>
+              <w:jc w:val="center"/>
+              <w:spacing w:after="20" w:before="20" w:line="240" w:lineRule="auto"/>
+            </w:pPr>
+            <w:r>
+              <w:rPr>
+                <w:rFonts w:ascii="Arial" w:hAnsi="Arial"/>
+                <w:sz w:val="18"/>
+              </w:rPr>
+              <w:t xml:space="preserve">207</w:t>
+            </w:r>
+          </w:p>
+        </w:tc>
+        <w:tc>
+          <w:tcPr>
+            <w:tcW w:w="1700" w:type="dxa"/>
+            <w:vAlign w:val="center"/>
+          </w:tcPr>
+          <w:p>
+            <w:pPr>
+              <w:jc w:val="center"/>
+              <w:spacing w:after="20" w:before="20" w:line="240" w:lineRule="auto"/>
+            </w:pPr>
+            <w:r>
+              <w:rPr>
+                <w:rFonts w:ascii="Arial" w:hAnsi="Arial"/>
+                <w:sz w:val="18"/>
+              </w:rPr>
+              <w:t xml:space="preserve">AL CFO PM</w:t>
+            </w:r>
+          </w:p>
+        </w:tc>
+        <w:tc>
+          <w:tcPr>
+            <w:tcW w:w="4500" w:type="dxa"/>
+            <w:vAlign w:val="center"/>
+          </w:tcPr>
+          <w:p>
+            <w:pPr>
+              <w:jc w:val="left"/>
+              <w:spacing w:after="20" w:before="20" w:line="240" w:lineRule="auto"/>
+            </w:pPr>
+            <w:r>
+              <w:rPr>
+                <w:rFonts w:ascii="Arial" w:hAnsi="Arial"/>
+                <w:sz w:val="18"/>
+              </w:rPr>
+              <w:t xml:space="preserve">HOBERDAN</w:t>
             </w:r>
           </w:p>
         </w:tc>
@@ -643,7 +2047,7 @@
                 <w:sz w:val="18"/>
                 <w:b/>
               </w:rPr>
-              <w:t xml:space="preserve">TOTAL PLANTÃO: 5</w:t>
+              <w:t xml:space="preserve">TOTAL PLANTÃO: 23</w:t>
             </w:r>
           </w:p>
         </w:tc>
